--- a/policies/build/chapters_v2/MOM/HCO_MOM_7_v2_REWRITE_DRAFT.docx
+++ b/policies/build/chapters_v2/MOM/HCO_MOM_7_v2_REWRITE_DRAFT.docx
@@ -316,6 +316,10 @@
     </w:p>
     <w:p>
       <w:pPr>
+        <w:numPr>
+          <w:ilvl w:val="0"/>
+          <w:numId w:val="12"/>
+        </w:numPr>
         <w:pStyle w:val="ListNumber"/>
       </w:pPr>
       <w:r>
@@ -324,6 +328,10 @@
     </w:p>
     <w:p>
       <w:pPr>
+        <w:numPr>
+          <w:ilvl w:val="0"/>
+          <w:numId w:val="12"/>
+        </w:numPr>
         <w:pStyle w:val="ListNumber"/>
       </w:pPr>
       <w:r>
@@ -332,6 +340,10 @@
     </w:p>
     <w:p>
       <w:pPr>
+        <w:numPr>
+          <w:ilvl w:val="0"/>
+          <w:numId w:val="12"/>
+        </w:numPr>
         <w:pStyle w:val="ListNumber"/>
       </w:pPr>
       <w:r>
@@ -340,6 +352,10 @@
     </w:p>
     <w:p>
       <w:pPr>
+        <w:numPr>
+          <w:ilvl w:val="0"/>
+          <w:numId w:val="12"/>
+        </w:numPr>
         <w:pStyle w:val="ListNumber"/>
       </w:pPr>
       <w:r>
@@ -348,6 +364,10 @@
     </w:p>
     <w:p>
       <w:pPr>
+        <w:numPr>
+          <w:ilvl w:val="0"/>
+          <w:numId w:val="12"/>
+        </w:numPr>
         <w:pStyle w:val="ListNumber"/>
       </w:pPr>
       <w:r>
@@ -356,6 +376,10 @@
     </w:p>
     <w:p>
       <w:pPr>
+        <w:numPr>
+          <w:ilvl w:val="0"/>
+          <w:numId w:val="12"/>
+        </w:numPr>
         <w:pStyle w:val="ListNumber"/>
       </w:pPr>
       <w:r>
@@ -364,6 +388,10 @@
     </w:p>
     <w:p>
       <w:pPr>
+        <w:numPr>
+          <w:ilvl w:val="0"/>
+          <w:numId w:val="12"/>
+        </w:numPr>
         <w:pStyle w:val="ListNumber"/>
       </w:pPr>
       <w:r>
@@ -372,6 +400,10 @@
     </w:p>
     <w:p>
       <w:pPr>
+        <w:numPr>
+          <w:ilvl w:val="0"/>
+          <w:numId w:val="12"/>
+        </w:numPr>
         <w:pStyle w:val="ListNumber"/>
       </w:pPr>
       <w:r>
@@ -380,6 +412,10 @@
     </w:p>
     <w:p>
       <w:pPr>
+        <w:numPr>
+          <w:ilvl w:val="0"/>
+          <w:numId w:val="12"/>
+        </w:numPr>
         <w:pStyle w:val="ListNumber"/>
       </w:pPr>
       <w:r>
@@ -388,6 +424,10 @@
     </w:p>
     <w:p>
       <w:pPr>
+        <w:numPr>
+          <w:ilvl w:val="0"/>
+          <w:numId w:val="12"/>
+        </w:numPr>
         <w:pStyle w:val="ListNumber"/>
       </w:pPr>
       <w:r>
@@ -1904,6 +1944,10 @@
     </w:p>
     <w:p>
       <w:pPr>
+        <w:numPr>
+          <w:ilvl w:val="0"/>
+          <w:numId w:val="13"/>
+        </w:numPr>
         <w:pStyle w:val="ListNumber"/>
       </w:pPr>
       <w:r>
@@ -1912,6 +1956,10 @@
     </w:p>
     <w:p>
       <w:pPr>
+        <w:numPr>
+          <w:ilvl w:val="0"/>
+          <w:numId w:val="13"/>
+        </w:numPr>
         <w:pStyle w:val="ListNumber"/>
       </w:pPr>
       <w:r>
@@ -1920,6 +1968,10 @@
     </w:p>
     <w:p>
       <w:pPr>
+        <w:numPr>
+          <w:ilvl w:val="0"/>
+          <w:numId w:val="13"/>
+        </w:numPr>
         <w:pStyle w:val="ListNumber"/>
       </w:pPr>
       <w:r>
@@ -1936,6 +1988,10 @@
     </w:p>
     <w:p>
       <w:pPr>
+        <w:numPr>
+          <w:ilvl w:val="0"/>
+          <w:numId w:val="14"/>
+        </w:numPr>
         <w:pStyle w:val="ListNumber"/>
       </w:pPr>
       <w:r>
@@ -1944,6 +2000,10 @@
     </w:p>
     <w:p>
       <w:pPr>
+        <w:numPr>
+          <w:ilvl w:val="0"/>
+          <w:numId w:val="14"/>
+        </w:numPr>
         <w:pStyle w:val="ListNumber"/>
       </w:pPr>
       <w:r>
@@ -1960,6 +2020,10 @@
     </w:p>
     <w:p>
       <w:pPr>
+        <w:numPr>
+          <w:ilvl w:val="0"/>
+          <w:numId w:val="15"/>
+        </w:numPr>
         <w:pStyle w:val="ListNumber"/>
       </w:pPr>
       <w:r>
@@ -1968,6 +2032,10 @@
     </w:p>
     <w:p>
       <w:pPr>
+        <w:numPr>
+          <w:ilvl w:val="0"/>
+          <w:numId w:val="15"/>
+        </w:numPr>
         <w:pStyle w:val="ListNumber"/>
       </w:pPr>
       <w:r>
@@ -1976,6 +2044,10 @@
     </w:p>
     <w:p>
       <w:pPr>
+        <w:numPr>
+          <w:ilvl w:val="0"/>
+          <w:numId w:val="15"/>
+        </w:numPr>
         <w:pStyle w:val="ListNumber"/>
       </w:pPr>
       <w:r>
@@ -1992,6 +2064,10 @@
     </w:p>
     <w:p>
       <w:pPr>
+        <w:numPr>
+          <w:ilvl w:val="0"/>
+          <w:numId w:val="16"/>
+        </w:numPr>
         <w:pStyle w:val="ListNumber"/>
       </w:pPr>
       <w:r>
@@ -2000,6 +2076,10 @@
     </w:p>
     <w:p>
       <w:pPr>
+        <w:numPr>
+          <w:ilvl w:val="0"/>
+          <w:numId w:val="16"/>
+        </w:numPr>
         <w:pStyle w:val="ListNumber"/>
       </w:pPr>
       <w:r>
@@ -2008,6 +2088,10 @@
     </w:p>
     <w:p>
       <w:pPr>
+        <w:numPr>
+          <w:ilvl w:val="0"/>
+          <w:numId w:val="16"/>
+        </w:numPr>
         <w:pStyle w:val="ListNumber"/>
       </w:pPr>
       <w:r>
@@ -2016,6 +2100,10 @@
     </w:p>
     <w:p>
       <w:pPr>
+        <w:numPr>
+          <w:ilvl w:val="0"/>
+          <w:numId w:val="16"/>
+        </w:numPr>
         <w:pStyle w:val="ListNumber"/>
       </w:pPr>
       <w:r>
@@ -2032,6 +2120,10 @@
     </w:p>
     <w:p>
       <w:pPr>
+        <w:numPr>
+          <w:ilvl w:val="0"/>
+          <w:numId w:val="17"/>
+        </w:numPr>
         <w:pStyle w:val="ListNumber"/>
       </w:pPr>
       <w:r>
@@ -2040,6 +2132,10 @@
     </w:p>
     <w:p>
       <w:pPr>
+        <w:numPr>
+          <w:ilvl w:val="0"/>
+          <w:numId w:val="17"/>
+        </w:numPr>
         <w:pStyle w:val="ListNumber"/>
       </w:pPr>
       <w:r>
@@ -2048,6 +2144,10 @@
     </w:p>
     <w:p>
       <w:pPr>
+        <w:numPr>
+          <w:ilvl w:val="0"/>
+          <w:numId w:val="17"/>
+        </w:numPr>
         <w:pStyle w:val="ListNumber"/>
       </w:pPr>
       <w:r>
@@ -2064,6 +2164,10 @@
     </w:p>
     <w:p>
       <w:pPr>
+        <w:numPr>
+          <w:ilvl w:val="0"/>
+          <w:numId w:val="18"/>
+        </w:numPr>
         <w:pStyle w:val="ListNumber"/>
       </w:pPr>
       <w:r>
@@ -2072,6 +2176,10 @@
     </w:p>
     <w:p>
       <w:pPr>
+        <w:numPr>
+          <w:ilvl w:val="0"/>
+          <w:numId w:val="18"/>
+        </w:numPr>
         <w:pStyle w:val="ListNumber"/>
       </w:pPr>
       <w:r>
@@ -2080,6 +2188,10 @@
     </w:p>
     <w:p>
       <w:pPr>
+        <w:numPr>
+          <w:ilvl w:val="0"/>
+          <w:numId w:val="18"/>
+        </w:numPr>
         <w:pStyle w:val="ListNumber"/>
       </w:pPr>
       <w:r>
@@ -2096,6 +2208,10 @@
     </w:p>
     <w:p>
       <w:pPr>
+        <w:numPr>
+          <w:ilvl w:val="0"/>
+          <w:numId w:val="19"/>
+        </w:numPr>
         <w:pStyle w:val="ListNumber"/>
       </w:pPr>
       <w:r>
@@ -2104,6 +2220,10 @@
     </w:p>
     <w:p>
       <w:pPr>
+        <w:numPr>
+          <w:ilvl w:val="0"/>
+          <w:numId w:val="19"/>
+        </w:numPr>
         <w:pStyle w:val="ListNumber"/>
       </w:pPr>
       <w:r>
@@ -2112,6 +2232,10 @@
     </w:p>
     <w:p>
       <w:pPr>
+        <w:numPr>
+          <w:ilvl w:val="0"/>
+          <w:numId w:val="19"/>
+        </w:numPr>
         <w:pStyle w:val="ListNumber"/>
       </w:pPr>
       <w:r>
@@ -2120,6 +2244,10 @@
     </w:p>
     <w:p>
       <w:pPr>
+        <w:numPr>
+          <w:ilvl w:val="0"/>
+          <w:numId w:val="19"/>
+        </w:numPr>
         <w:pStyle w:val="ListNumber"/>
       </w:pPr>
       <w:r>
@@ -2136,6 +2264,10 @@
     </w:p>
     <w:p>
       <w:pPr>
+        <w:numPr>
+          <w:ilvl w:val="0"/>
+          <w:numId w:val="20"/>
+        </w:numPr>
         <w:pStyle w:val="ListNumber"/>
       </w:pPr>
       <w:r>
@@ -2144,6 +2276,10 @@
     </w:p>
     <w:p>
       <w:pPr>
+        <w:numPr>
+          <w:ilvl w:val="0"/>
+          <w:numId w:val="20"/>
+        </w:numPr>
         <w:pStyle w:val="ListNumber"/>
       </w:pPr>
       <w:r>
@@ -2152,6 +2288,10 @@
     </w:p>
     <w:p>
       <w:pPr>
+        <w:numPr>
+          <w:ilvl w:val="0"/>
+          <w:numId w:val="20"/>
+        </w:numPr>
         <w:pStyle w:val="ListNumber"/>
       </w:pPr>
       <w:r>
@@ -2168,6 +2308,10 @@
     </w:p>
     <w:p>
       <w:pPr>
+        <w:numPr>
+          <w:ilvl w:val="0"/>
+          <w:numId w:val="21"/>
+        </w:numPr>
         <w:pStyle w:val="ListNumber"/>
       </w:pPr>
       <w:r>
@@ -2176,6 +2320,10 @@
     </w:p>
     <w:p>
       <w:pPr>
+        <w:numPr>
+          <w:ilvl w:val="0"/>
+          <w:numId w:val="21"/>
+        </w:numPr>
         <w:pStyle w:val="ListNumber"/>
       </w:pPr>
       <w:r>
@@ -2184,6 +2332,10 @@
     </w:p>
     <w:p>
       <w:pPr>
+        <w:numPr>
+          <w:ilvl w:val="0"/>
+          <w:numId w:val="21"/>
+        </w:numPr>
         <w:pStyle w:val="ListNumber"/>
       </w:pPr>
       <w:r>
@@ -2202,7 +2354,7 @@
       <w:pPr>
         <w:numPr>
           <w:ilvl w:val="0"/>
-          <w:numId w:val="10"/>
+          <w:numId w:val="22"/>
         </w:numPr>
         <w:pStyle w:val="ListNumber"/>
       </w:pPr>
@@ -2214,7 +2366,7 @@
       <w:pPr>
         <w:numPr>
           <w:ilvl w:val="0"/>
-          <w:numId w:val="10"/>
+          <w:numId w:val="22"/>
         </w:numPr>
         <w:pStyle w:val="ListNumber"/>
       </w:pPr>
@@ -2241,7 +2393,7 @@
         <w:pStyle w:val="Normal"/>
       </w:pPr>
       <w:r>
-        <w:t>Several requirements in this document are statutory rather than advisory — in particular those arising under applicable laws governing who may administer medications as named in NABH MOM.7.a. Statutory requirements change, and State authorities impose additional or stricter conditions. «Hospital Name» is responsible for verifying the current text of any rule cited here and the conditions attached to its own authorisations and licences; this document does not constitute legal advice.</w:t>
+        <w:t>Several requirements in this document are statutory rather than advisory — in particular those arising under applicable laws governing who may administer medications as referenced for NABH MOM.7. Statutory requirements change, and State authorities impose additional or stricter conditions. «Hospital Name» is responsible for verifying the current text of any rule cited here and the conditions attached to its own authorisations and licences; this document does not constitute legal advice.</w:t>
       </w:r>
     </w:p>
     <w:p>
@@ -2471,6 +2623,78 @@
     <w:abstractNumId w:val="0"/>
   </w:num>
   <w:num w:numId="10">
+    <w:abstractNumId w:val="7"/>
+    <w:lvlOverride w:ilvl="0">
+      <w:startOverride w:val="1"/>
+    </w:lvlOverride>
+  </w:num>
+  <w:num w:numId="11">
+    <w:abstractNumId w:val="7"/>
+    <w:lvlOverride w:ilvl="0">
+      <w:startOverride w:val="1"/>
+    </w:lvlOverride>
+  </w:num>
+  <w:num w:numId="12">
+    <w:abstractNumId w:val="7"/>
+    <w:lvlOverride w:ilvl="0">
+      <w:startOverride w:val="1"/>
+    </w:lvlOverride>
+  </w:num>
+  <w:num w:numId="13">
+    <w:abstractNumId w:val="7"/>
+    <w:lvlOverride w:ilvl="0">
+      <w:startOverride w:val="1"/>
+    </w:lvlOverride>
+  </w:num>
+  <w:num w:numId="14">
+    <w:abstractNumId w:val="7"/>
+    <w:lvlOverride w:ilvl="0">
+      <w:startOverride w:val="1"/>
+    </w:lvlOverride>
+  </w:num>
+  <w:num w:numId="15">
+    <w:abstractNumId w:val="7"/>
+    <w:lvlOverride w:ilvl="0">
+      <w:startOverride w:val="1"/>
+    </w:lvlOverride>
+  </w:num>
+  <w:num w:numId="16">
+    <w:abstractNumId w:val="7"/>
+    <w:lvlOverride w:ilvl="0">
+      <w:startOverride w:val="1"/>
+    </w:lvlOverride>
+  </w:num>
+  <w:num w:numId="17">
+    <w:abstractNumId w:val="7"/>
+    <w:lvlOverride w:ilvl="0">
+      <w:startOverride w:val="1"/>
+    </w:lvlOverride>
+  </w:num>
+  <w:num w:numId="18">
+    <w:abstractNumId w:val="7"/>
+    <w:lvlOverride w:ilvl="0">
+      <w:startOverride w:val="1"/>
+    </w:lvlOverride>
+  </w:num>
+  <w:num w:numId="19">
+    <w:abstractNumId w:val="7"/>
+    <w:lvlOverride w:ilvl="0">
+      <w:startOverride w:val="1"/>
+    </w:lvlOverride>
+  </w:num>
+  <w:num w:numId="20">
+    <w:abstractNumId w:val="7"/>
+    <w:lvlOverride w:ilvl="0">
+      <w:startOverride w:val="1"/>
+    </w:lvlOverride>
+  </w:num>
+  <w:num w:numId="21">
+    <w:abstractNumId w:val="7"/>
+    <w:lvlOverride w:ilvl="0">
+      <w:startOverride w:val="1"/>
+    </w:lvlOverride>
+  </w:num>
+  <w:num w:numId="22">
     <w:abstractNumId w:val="7"/>
     <w:lvlOverride w:ilvl="0">
       <w:startOverride w:val="1"/>

--- a/policies/build/chapters_v2/MOM/HCO_MOM_7_v2_REWRITE_DRAFT.docx
+++ b/policies/build/chapters_v2/MOM/HCO_MOM_7_v2_REWRITE_DRAFT.docx
@@ -2371,7 +2371,19 @@
         <w:pStyle w:val="ListNumber"/>
       </w:pPr>
       <w:r>
-        <w:t>Institute for Safe Medication Practices (ISMP)/ECRI. Acute Care Guidelines for Timely Administration of Scheduled Medications. ISMP; 2011 (and subsequent revisions). ISMP's resources are now maintained by ECRI at: https://home.ecri.org/blogs/ismp-resources</w:t>
+        <w:t xml:space="preserve">Institute for Safe Medication Practices (ISMP) / ECRI. (2011). </w:t>
+      </w:r>
+      <w:hyperlink r:id="rId9">
+        <w:r>
+          <w:rPr>
+            <w:color w:val="0563C1"/>
+            <w:u w:val="single"/>
+          </w:rPr>
+          <w:t>https://home.ecri.org/blogs/ismp-resources</w:t>
+        </w:r>
+      </w:hyperlink>
+      <w:r>
+        <w:t xml:space="preserve"> Acute Care Guidelines for Timely Administration of Scheduled Medications (and subsequent revisions; ISMP's resources are now maintained by ECRI).</w:t>
       </w:r>
     </w:p>
     <w:p>

--- a/policies/build/chapters_v2/MOM/HCO_MOM_7_v2_REWRITE_DRAFT.docx
+++ b/policies/build/chapters_v2/MOM/HCO_MOM_7_v2_REWRITE_DRAFT.docx
@@ -2421,7 +2421,7 @@
         <w:pStyle w:val="Normal"/>
       </w:pPr>
       <w:r>
-        <w:t>This document is not issued by, endorsed by, or affiliated with NABH, the World Health Organization, the National Centre for Disease Control, the Food Safety and Standards Authority of India, any Pollution Control Board, or any other body named in it. Wording is original; no text has been reproduced from the standards, rules or guidelines referenced.</w:t>
+        <w:t>This document is not issued by, endorsed by, or affiliated with NABH or any other body named in it. Wording is original; no text has been reproduced from the standards, rules or guidelines referenced.</w:t>
       </w:r>
     </w:p>
     <w:sectPr>

--- a/policies/build/chapters_v2/MOM/HCO_MOM_7_v2_REWRITE_DRAFT.docx
+++ b/policies/build/chapters_v2/MOM/HCO_MOM_7_v2_REWRITE_DRAFT.docx
@@ -538,6 +538,12 @@
       <w:pPr/>
       <w:r>
         <w:t>Where a medication order doesn't state an explicit administration time — for example, standard frequency codes like once-daily-three-times or twice-daily — «Hospital Name» maintains documentation supporting the correct timing, and these suggested timings are followed. The ISMP Acute Care Guidelines for Timely Administration of Scheduled Medications, which classify medications as time-critical or non-time-critical, are a useful reference «Hospital Name» could adopt or adapt.</w:t>
+      </w:r>
+    </w:p>
+    <w:p>
+      <w:pPr/>
+      <w:r>
+        <w:t>Time-critical scheduled medications — where even a 30-minute delay can cause harm — commonly include insulin, anticoagulants, antibiotics given for sepsis or active infection, anti-seizure medications, and immunosuppressants (ISMP Acute Care Guidelines for Timely Administration of Scheduled Medications, ismp.org).</w:t>
       </w:r>
     </w:p>
     <w:p>
